--- a/estandar-a/templates/4-4-2-acta-de-cierre.docx
+++ b/estandar-a/templates/4-4-2-acta-de-cierre.docx
@@ -4,8 +4,26 @@
   <w:body>
     <w:p>
       <w:pPr>
+        <w:spacing w:after="40"/>
+      </w:pPr>
+      <w:r>
+        <w:rPr>
+          <w:rFonts w:ascii="Calibri" w:hAnsi="Calibri"/>
+          <w:b/>
+          <w:color w:val="529ED7"/>
+          <w:sz w:val="16"/>
+        </w:rPr>
+        <w:t>PLANTILLA DE TRABAJO · ESTÁNDAR A</w:t>
+      </w:r>
+    </w:p>
+    <w:p>
+      <w:pPr>
         <w:pStyle w:val="Title"/>
-        <w:jc w:val="center"/>
+        <w:pBdr>
+          <w:bottom w:val="single" w:sz="12" w:space="6" w:color="F7C031"/>
+        </w:pBdr>
+        <w:spacing w:after="280"/>
+        <w:jc w:val="left"/>
       </w:pPr>
       <w:r>
         <w:t>Acta de cierre del proyecto de adopción de soluciones de IA</w:t>
@@ -15,24 +33,47 @@
       <w:tblPr>
         <w:tblStyle w:val="TableGrid"/>
         <w:tblW w:type="auto" w:w="0"/>
+        <w:tblBorders>
+          <w:top w:val="single" w:sz="4" w:space="0" w:color="C9D3E4"/>
+          <w:left w:val="single" w:sz="4" w:space="0" w:color="C9D3E4"/>
+          <w:bottom w:val="single" w:sz="4" w:space="0" w:color="C9D3E4"/>
+          <w:right w:val="single" w:sz="4" w:space="0" w:color="C9D3E4"/>
+          <w:insideH w:val="single" w:sz="4" w:space="0" w:color="C9D3E4"/>
+          <w:insideV w:val="single" w:sz="4" w:space="0" w:color="C9D3E4"/>
+        </w:tblBorders>
+        <w:tblCellMar>
+          <w:top w:w="60" w:type="dxa"/>
+          <w:left w:w="108" w:type="dxa"/>
+          <w:bottom w:w="60" w:type="dxa"/>
+          <w:right w:w="108" w:type="dxa"/>
+        </w:tblCellMar>
         <w:tblLook w:firstColumn="1" w:firstRow="1" w:lastColumn="0" w:lastRow="0" w:noHBand="0" w:noVBand="1" w:val="04A0"/>
       </w:tblPr>
       <w:tblGrid>
-        <w:gridCol w:w="3408"/>
-        <w:gridCol w:w="3408"/>
-        <w:gridCol w:w="3408"/>
+        <w:gridCol w:w="3312"/>
+        <w:gridCol w:w="3312"/>
+        <w:gridCol w:w="3312"/>
       </w:tblGrid>
       <w:tr>
+        <w:trPr>
+          <w:cantSplit w:val="true"/>
+          <w:tblHeader w:val="true"/>
+        </w:trPr>
         <w:tc>
           <w:tcPr>
-            <w:tcW w:type="dxa" w:w="3408"/>
+            <w:tcW w:type="dxa" w:w="3312"/>
             <w:shd w:val="clear" w:color="auto" w:fill="28467E"/>
+            <w:vAlign w:val="top"/>
           </w:tcPr>
           <w:p>
+            <w:pPr>
+              <w:spacing w:before="0" w:after="40" w:line="240" w:lineRule="auto"/>
+            </w:pPr>
             <w:r>
               <w:rPr>
                 <w:b/>
                 <w:color w:val="FFFFFF"/>
+                <w:sz w:val="19"/>
               </w:rPr>
               <w:t>Mi CompañIA</w:t>
             </w:r>
@@ -40,14 +81,19 @@
         </w:tc>
         <w:tc>
           <w:tcPr>
-            <w:tcW w:type="dxa" w:w="3408"/>
+            <w:tcW w:type="dxa" w:w="3312"/>
             <w:shd w:val="clear" w:color="auto" w:fill="28467E"/>
+            <w:vAlign w:val="top"/>
           </w:tcPr>
           <w:p>
+            <w:pPr>
+              <w:spacing w:before="0" w:after="40" w:line="240" w:lineRule="auto"/>
+            </w:pPr>
             <w:r>
               <w:rPr>
                 <w:b/>
                 <w:color w:val="FFFFFF"/>
+                <w:sz w:val="19"/>
               </w:rPr>
               <w:t>Acta de cierre del proyecto de adopción de soluciones de IA Curso de Adopción de IA en procesos · Producto del Elemento 3 · Evaluar</w:t>
             </w:r>
@@ -55,14 +101,19 @@
         </w:tc>
         <w:tc>
           <w:tcPr>
-            <w:tcW w:type="dxa" w:w="3408"/>
+            <w:tcW w:type="dxa" w:w="3312"/>
             <w:shd w:val="clear" w:color="auto" w:fill="28467E"/>
+            <w:vAlign w:val="top"/>
           </w:tcPr>
           <w:p>
+            <w:pPr>
+              <w:spacing w:before="0" w:after="40" w:line="240" w:lineRule="auto"/>
+            </w:pPr>
             <w:r>
               <w:rPr>
                 <w:b/>
                 <w:color w:val="FFFFFF"/>
+                <w:sz w:val="19"/>
               </w:rPr>
               <w:t>Producto 4.4.2 Template editable Mi CompañIA · FUNDES</w:t>
             </w:r>
@@ -138,23 +189,46 @@
       <w:tblPr>
         <w:tblStyle w:val="TableGrid"/>
         <w:tblW w:type="auto" w:w="0"/>
+        <w:tblBorders>
+          <w:top w:val="single" w:sz="4" w:space="0" w:color="C9D3E4"/>
+          <w:left w:val="single" w:sz="4" w:space="0" w:color="C9D3E4"/>
+          <w:bottom w:val="single" w:sz="4" w:space="0" w:color="C9D3E4"/>
+          <w:right w:val="single" w:sz="4" w:space="0" w:color="C9D3E4"/>
+          <w:insideH w:val="single" w:sz="4" w:space="0" w:color="C9D3E4"/>
+          <w:insideV w:val="single" w:sz="4" w:space="0" w:color="C9D3E4"/>
+        </w:tblBorders>
+        <w:tblCellMar>
+          <w:top w:w="60" w:type="dxa"/>
+          <w:left w:w="108" w:type="dxa"/>
+          <w:bottom w:w="60" w:type="dxa"/>
+          <w:right w:w="108" w:type="dxa"/>
+        </w:tblCellMar>
         <w:tblLook w:firstColumn="1" w:firstRow="1" w:lastColumn="0" w:lastRow="0" w:noHBand="0" w:noVBand="1" w:val="04A0"/>
       </w:tblPr>
       <w:tblGrid>
-        <w:gridCol w:w="5112"/>
-        <w:gridCol w:w="5112"/>
+        <w:gridCol w:w="4968"/>
+        <w:gridCol w:w="4968"/>
       </w:tblGrid>
       <w:tr>
+        <w:trPr>
+          <w:cantSplit w:val="true"/>
+          <w:tblHeader w:val="true"/>
+        </w:trPr>
         <w:tc>
           <w:tcPr>
-            <w:tcW w:type="dxa" w:w="5112"/>
+            <w:tcW w:type="dxa" w:w="4968"/>
             <w:shd w:val="clear" w:color="auto" w:fill="28467E"/>
+            <w:vAlign w:val="top"/>
           </w:tcPr>
           <w:p>
+            <w:pPr>
+              <w:spacing w:before="0" w:after="40" w:line="240" w:lineRule="auto"/>
+            </w:pPr>
             <w:r>
               <w:rPr>
                 <w:b/>
                 <w:color w:val="FFFFFF"/>
+                <w:sz w:val="19"/>
               </w:rPr>
               <w:t>MiPyME (razón social)</w:t>
             </w:r>
@@ -162,14 +236,19 @@
         </w:tc>
         <w:tc>
           <w:tcPr>
-            <w:tcW w:type="dxa" w:w="5112"/>
+            <w:tcW w:type="dxa" w:w="4968"/>
             <w:shd w:val="clear" w:color="auto" w:fill="28467E"/>
+            <w:vAlign w:val="top"/>
           </w:tcPr>
           <w:p>
+            <w:pPr>
+              <w:spacing w:before="0" w:after="40" w:line="240" w:lineRule="auto"/>
+            </w:pPr>
             <w:r>
               <w:rPr>
                 <w:b/>
                 <w:color w:val="FFFFFF"/>
+                <w:sz w:val="19"/>
               </w:rPr>
             </w:r>
           </w:p>
@@ -178,60 +257,107 @@
       <w:tr>
         <w:tc>
           <w:tcPr>
-            <w:tcW w:type="dxa" w:w="5112"/>
+            <w:tcW w:type="dxa" w:w="4968"/>
+            <w:vAlign w:val="top"/>
           </w:tcPr>
           <w:p>
+            <w:pPr>
+              <w:spacing w:before="0" w:after="40" w:line="240" w:lineRule="auto"/>
+            </w:pPr>
             <w:r>
+              <w:rPr>
+                <w:sz w:val="19"/>
+              </w:rPr>
               <w:t>Persona responsable</w:t>
             </w:r>
           </w:p>
         </w:tc>
         <w:tc>
           <w:tcPr>
-            <w:tcW w:type="dxa" w:w="5112"/>
+            <w:tcW w:type="dxa" w:w="4968"/>
+            <w:vAlign w:val="top"/>
           </w:tcPr>
           <w:p>
-            <w:r/>
+            <w:pPr>
+              <w:spacing w:before="0" w:after="40" w:line="240" w:lineRule="auto"/>
+            </w:pPr>
+            <w:r>
+              <w:rPr>
+                <w:sz w:val="19"/>
+              </w:rPr>
+            </w:r>
           </w:p>
         </w:tc>
       </w:tr>
       <w:tr>
         <w:tc>
           <w:tcPr>
-            <w:tcW w:type="dxa" w:w="5112"/>
+            <w:tcW w:type="dxa" w:w="4968"/>
+            <w:shd w:val="clear" w:color="auto" w:fill="F3F6FB"/>
+            <w:vAlign w:val="top"/>
           </w:tcPr>
           <w:p>
+            <w:pPr>
+              <w:spacing w:before="0" w:after="40" w:line="240" w:lineRule="auto"/>
+            </w:pPr>
             <w:r>
+              <w:rPr>
+                <w:sz w:val="19"/>
+              </w:rPr>
               <w:t>Consultor responsable</w:t>
             </w:r>
           </w:p>
         </w:tc>
         <w:tc>
           <w:tcPr>
-            <w:tcW w:type="dxa" w:w="5112"/>
+            <w:tcW w:type="dxa" w:w="4968"/>
+            <w:shd w:val="clear" w:color="auto" w:fill="F3F6FB"/>
+            <w:vAlign w:val="top"/>
           </w:tcPr>
           <w:p>
-            <w:r/>
+            <w:pPr>
+              <w:spacing w:before="0" w:after="40" w:line="240" w:lineRule="auto"/>
+            </w:pPr>
+            <w:r>
+              <w:rPr>
+                <w:sz w:val="19"/>
+              </w:rPr>
+            </w:r>
           </w:p>
         </w:tc>
       </w:tr>
       <w:tr>
         <w:tc>
           <w:tcPr>
-            <w:tcW w:type="dxa" w:w="5112"/>
+            <w:tcW w:type="dxa" w:w="4968"/>
+            <w:vAlign w:val="top"/>
           </w:tcPr>
           <w:p>
+            <w:pPr>
+              <w:spacing w:before="0" w:after="40" w:line="240" w:lineRule="auto"/>
+            </w:pPr>
             <w:r>
+              <w:rPr>
+                <w:sz w:val="19"/>
+              </w:rPr>
               <w:t>Fecha del documento</w:t>
             </w:r>
           </w:p>
         </w:tc>
         <w:tc>
           <w:tcPr>
-            <w:tcW w:type="dxa" w:w="5112"/>
+            <w:tcW w:type="dxa" w:w="4968"/>
+            <w:vAlign w:val="top"/>
           </w:tcPr>
           <w:p>
-            <w:r/>
+            <w:pPr>
+              <w:spacing w:before="0" w:after="40" w:line="240" w:lineRule="auto"/>
+            </w:pPr>
+            <w:r>
+              <w:rPr>
+                <w:sz w:val="19"/>
+              </w:rPr>
+            </w:r>
           </w:p>
         </w:tc>
       </w:tr>
@@ -245,13 +371,65 @@
       </w:r>
     </w:p>
     <w:sectPr>
+      <w:footerReference w:type="default" r:id="rId9"/>
       <w:pgSz w:w="12240" w:h="15840"/>
-      <w:pgMar w:top="936" w:right="1008" w:bottom="936" w:left="1008" w:header="720" w:footer="720" w:gutter="0"/>
+      <w:pgMar w:top="1152" w:right="1152" w:bottom="1080" w:left="1152" w:header="720" w:footer="576" w:gutter="0"/>
       <w:cols w:space="720"/>
       <w:docGrid w:linePitch="360"/>
     </w:sectPr>
   </w:body>
 </w:document>
+</file>
+
+<file path=word/footer1.xml><?xml version="1.0" encoding="utf-8"?>
+<w:ftr xmlns:m="http://schemas.openxmlformats.org/officeDocument/2006/math" xmlns:mc="http://schemas.openxmlformats.org/markup-compatibility/2006" xmlns:mo="http://schemas.microsoft.com/office/mac/office/2008/main" xmlns:mv="urn:schemas-microsoft-com:mac:vml" xmlns:o="urn:schemas-microsoft-com:office:office" xmlns:r="http://schemas.openxmlformats.org/officeDocument/2006/relationships" xmlns:v="urn:schemas-microsoft-com:vml" xmlns:w10="urn:schemas-microsoft-com:office:word" xmlns:w14="http://schemas.microsoft.com/office/word/2010/wordml" xmlns:w="http://schemas.openxmlformats.org/wordprocessingml/2006/main" xmlns:wne="http://schemas.microsoft.com/office/word/2006/wordml" xmlns:wp14="http://schemas.microsoft.com/office/word/2010/wordprocessingDrawing" xmlns:wp="http://schemas.openxmlformats.org/drawingml/2006/wordprocessingDrawing" xmlns:wpc="http://schemas.microsoft.com/office/word/2010/wordprocessingCanvas" xmlns:wpg="http://schemas.microsoft.com/office/word/2010/wordprocessingGroup" xmlns:wpi="http://schemas.microsoft.com/office/word/2010/wordprocessingInk" xmlns:wps="http://schemas.microsoft.com/office/word/2010/wordprocessingShape" mc:Ignorable="w14 wp14">
+  <w:p>
+    <w:pPr>
+      <w:pStyle w:val="Footer"/>
+      <w:pBdr>
+        <w:top w:val="single" w:sz="4" w:space="4" w:color="C9D3E4"/>
+      </w:pBdr>
+      <w:tabs>
+        <w:tab w:pos="9936" w:val="right"/>
+      </w:tabs>
+      <w:spacing w:before="120" w:after="0"/>
+    </w:pPr>
+    <w:r>
+      <w:rPr>
+        <w:rFonts w:ascii="Calibri" w:hAnsi="Calibri"/>
+        <w:color w:val="4B5563"/>
+        <w:sz w:val="16"/>
+      </w:rPr>
+    </w:r>
+    <w:r>
+      <w:rPr>
+        <w:rFonts w:ascii="Calibri" w:hAnsi="Calibri"/>
+        <w:color w:val="4B5563"/>
+        <w:sz w:val="16"/>
+      </w:rPr>
+      <w:t>Mi CompañIA · FUNDES México + Google.org</w:t>
+      <w:tab/>
+    </w:r>
+    <w:r>
+      <w:rPr>
+        <w:rFonts w:ascii="Calibri" w:hAnsi="Calibri"/>
+        <w:color w:val="4B5563"/>
+        <w:sz w:val="16"/>
+      </w:rPr>
+      <w:t xml:space="preserve">Página </w:t>
+    </w:r>
+    <w:r>
+      <w:rPr>
+        <w:rFonts w:ascii="Calibri" w:hAnsi="Calibri"/>
+        <w:color w:val="4B5563"/>
+        <w:sz w:val="16"/>
+      </w:rPr>
+      <w:fldChar w:fldCharType="begin"/>
+      <w:instrText xml:space="preserve"> PAGE </w:instrText>
+      <w:fldChar w:fldCharType="end"/>
+    </w:r>
+  </w:p>
+</w:ftr>
 </file>
 
 <file path=word/numbering.xml><?xml version="1.0" encoding="utf-8"?>
@@ -617,10 +795,14 @@
     <w:name w:val="Normal"/>
     <w:qFormat/>
     <w:rsid w:val="00FC693F"/>
+    <w:pPr>
+      <w:widowControl/>
+      <w:spacing w:line="276" w:lineRule="auto" w:after="160"/>
+    </w:pPr>
     <w:rPr>
-      <w:rFonts w:ascii="Afacad" w:hAnsi="Afacad" w:cs="Afacad" w:eastAsia="Afacad"/>
+      <w:rFonts w:ascii="Calibri" w:hAnsi="Calibri" w:cs="Calibri" w:eastAsia="Calibri"/>
       <w:color w:val="4B5563"/>
-      <w:sz w:val="20"/>
+      <w:sz w:val="21"/>
     </w:rPr>
   </w:style>
   <w:style w:type="paragraph" w:styleId="Header">
@@ -678,15 +860,15 @@
     <w:pPr>
       <w:keepNext/>
       <w:keepLines/>
-      <w:spacing w:before="480" w:after="0"/>
+      <w:spacing w:before="360" w:after="120" w:line="264" w:lineRule="auto"/>
       <w:outlineLvl w:val="0"/>
     </w:pPr>
     <w:rPr>
-      <w:rFonts w:asciiTheme="majorHAnsi" w:eastAsiaTheme="majorEastAsia" w:hAnsiTheme="majorHAnsi" w:cstheme="majorBidi" w:ascii="Afacad" w:hAnsi="Afacad" w:cs="Afacad" w:eastAsia="Afacad"/>
+      <w:rFonts w:asciiTheme="majorHAnsi" w:eastAsiaTheme="majorEastAsia" w:hAnsiTheme="majorHAnsi" w:cstheme="majorBidi" w:ascii="Calibri" w:hAnsi="Calibri" w:cs="Calibri" w:eastAsia="Calibri"/>
       <w:b/>
       <w:bCs/>
       <w:color w:val="28467E"/>
-      <w:sz w:val="30"/>
+      <w:sz w:val="28"/>
       <w:szCs w:val="28"/>
     </w:rPr>
   </w:style>
@@ -702,15 +884,15 @@
     <w:pPr>
       <w:keepNext/>
       <w:keepLines/>
-      <w:spacing w:before="200" w:after="0"/>
+      <w:spacing w:before="280" w:after="80" w:line="264" w:lineRule="auto"/>
       <w:outlineLvl w:val="1"/>
     </w:pPr>
     <w:rPr>
-      <w:rFonts w:asciiTheme="majorHAnsi" w:eastAsiaTheme="majorEastAsia" w:hAnsiTheme="majorHAnsi" w:cstheme="majorBidi" w:ascii="Afacad" w:hAnsi="Afacad" w:cs="Afacad" w:eastAsia="Afacad"/>
+      <w:rFonts w:asciiTheme="majorHAnsi" w:eastAsiaTheme="majorEastAsia" w:hAnsiTheme="majorHAnsi" w:cstheme="majorBidi" w:ascii="Calibri" w:hAnsi="Calibri" w:cs="Calibri" w:eastAsia="Calibri"/>
       <w:b/>
       <w:bCs/>
       <w:color w:val="28467E"/>
-      <w:sz w:val="24"/>
+      <w:sz w:val="23"/>
       <w:szCs w:val="26"/>
     </w:rPr>
   </w:style>
@@ -726,15 +908,15 @@
     <w:pPr>
       <w:keepNext/>
       <w:keepLines/>
-      <w:spacing w:before="200" w:after="0"/>
+      <w:spacing w:before="240" w:after="60" w:line="264" w:lineRule="auto"/>
       <w:outlineLvl w:val="2"/>
     </w:pPr>
     <w:rPr>
-      <w:rFonts w:asciiTheme="majorHAnsi" w:eastAsiaTheme="majorEastAsia" w:hAnsiTheme="majorHAnsi" w:cstheme="majorBidi" w:ascii="Afacad" w:hAnsi="Afacad" w:cs="Afacad" w:eastAsia="Afacad"/>
+      <w:rFonts w:asciiTheme="majorHAnsi" w:eastAsiaTheme="majorEastAsia" w:hAnsiTheme="majorHAnsi" w:cstheme="majorBidi" w:ascii="Calibri" w:hAnsi="Calibri" w:cs="Calibri" w:eastAsia="Calibri"/>
       <w:b/>
       <w:bCs/>
       <w:color w:val="28467E"/>
-      <w:sz w:val="22"/>
+      <w:sz w:val="21"/>
     </w:rPr>
   </w:style>
   <w:style w:type="paragraph" w:styleId="Heading4">
@@ -965,14 +1147,15 @@
     <w:qFormat/>
     <w:rsid w:val="00FC693F"/>
     <w:pPr>
+      <w:keepNext/>
       <w:pBdr>
         <w:bottom w:val="single" w:sz="8" w:space="4" w:color="4F81BD" w:themeColor="accent1"/>
       </w:pBdr>
-      <w:spacing w:after="300" w:line="240" w:lineRule="auto"/>
+      <w:spacing w:after="80" w:line="264" w:lineRule="auto" w:before="0"/>
       <w:contextualSpacing/>
     </w:pPr>
     <w:rPr>
-      <w:rFonts w:asciiTheme="majorHAnsi" w:eastAsiaTheme="majorEastAsia" w:hAnsiTheme="majorHAnsi" w:cstheme="majorBidi" w:ascii="Afacad" w:hAnsi="Afacad" w:cs="Afacad" w:eastAsia="Afacad"/>
+      <w:rFonts w:asciiTheme="majorHAnsi" w:eastAsiaTheme="majorEastAsia" w:hAnsiTheme="majorHAnsi" w:cstheme="majorBidi" w:ascii="Calibri" w:hAnsi="Calibri" w:cs="Calibri" w:eastAsia="Calibri"/>
       <w:b/>
       <w:color w:val="28467E"/>
       <w:spacing w:val="5"/>
@@ -1151,8 +1334,14 @@
       <w:numPr>
         <w:numId w:val="1"/>
       </w:numPr>
+      <w:spacing w:after="60" w:line="276" w:lineRule="auto"/>
       <w:contextualSpacing/>
     </w:pPr>
+    <w:rPr>
+      <w:rFonts w:ascii="Calibri" w:hAnsi="Calibri" w:cs="Calibri" w:eastAsia="Calibri"/>
+      <w:color w:val="4B5563"/>
+      <w:sz w:val="21"/>
+    </w:rPr>
   </w:style>
   <w:style w:type="paragraph" w:styleId="ListBullet2">
     <w:name w:val="List Bullet 2"/>
@@ -1190,8 +1379,14 @@
       <w:numPr>
         <w:numId w:val="5"/>
       </w:numPr>
+      <w:spacing w:after="60" w:line="276" w:lineRule="auto"/>
       <w:contextualSpacing/>
     </w:pPr>
+    <w:rPr>
+      <w:rFonts w:ascii="Calibri" w:hAnsi="Calibri" w:cs="Calibri" w:eastAsia="Calibri"/>
+      <w:color w:val="4B5563"/>
+      <w:sz w:val="21"/>
+    </w:rPr>
   </w:style>
   <w:style w:type="paragraph" w:styleId="ListNumber2">
     <w:name w:val="List Number 2"/>
